--- a/chapters/dharamsi.docx
+++ b/chapters/dharamsi.docx
@@ -245,10 +245,7 @@
         <w:t>Authority remains vulnerable to partial failure even where legality and institutional stability remain intac</w:t>
       </w:r>
       <w:r>
-        <w:t>t. The present chapter therefore aligns with the latter orientation. It treats authority not as a standing achievement secured by form alone, but as a moral relation that must be continuously answerable to the reasons of those governed.</w:t>
-      </w:r>
-      <w:r>
-        <w:t xml:space="preserve"> </w:t>
+        <w:t xml:space="preserve">t. The present chapter therefore aligns with the latter orientation. It treats authority not as a standing achievement secured by form alone, but as a moral relation that must be continuously answerable to the reasons of those governed. </w:t>
       </w:r>
       <w:r>
         <w:rPr>
@@ -260,31 +257,13 @@
         <w:rPr>
           <w:lang w:val="en-CA"/>
         </w:rPr>
-        <w:t>.</w:t>
-      </w:r>
-      <w:r>
-        <w:rPr>
-          <w:lang w:val="en-CA"/>
-        </w:rPr>
-        <w:t xml:space="preserve"> </w:t>
-      </w:r>
-      <w:r>
-        <w:rPr>
-          <w:lang w:val="en-CA"/>
-        </w:rPr>
-        <w:t xml:space="preserve">This chapter nevertheless proceeds on the Razian assumption that authority’s claim to obedience cannot be secured by form </w:t>
-      </w:r>
-      <w:r>
-        <w:rPr>
-          <w:lang w:val="en-CA"/>
-        </w:rPr>
-        <w:t>alone but</w:t>
-      </w:r>
-      <w:r>
-        <w:rPr>
-          <w:lang w:val="en-CA"/>
-        </w:rPr>
-        <w:t xml:space="preserve"> must remain answerable to the practical reasons of those governed—even at the cost of exposing it to partial failure.</w:t>
+        <w:t xml:space="preserve">. </w:t>
+      </w:r>
+      <w:r>
+        <w:rPr>
+          <w:lang w:val="en-CA"/>
+        </w:rPr>
+        <w:t>This chapter nevertheless proceeds on the Razian assumption that authority’s claim to obedience cannot be secured by form alone but must remain answerable to the practical reasons of those governed—even at the cost of exposing it to partial failure.</w:t>
       </w:r>
     </w:p>
     <w:p>
@@ -701,10 +680,7 @@
         <w:t>Legal mandates concerning masking, distancing, or temporary restrictions on gatherings can therefore be understood as reflecting reasons that already apply to citizens, while also coordinating those reasons across a population. The directives do not create the underlying moral reasons. They organize them. In this respect, pandemic measures exemplify the kind of reason-dependence Raz identifies as a necessary condition of authority.</w:t>
       </w:r>
       <w:r>
-        <w:t xml:space="preserve"> </w:t>
-      </w:r>
-      <w:r>
-        <w:t>That citizens generally lack the epidemiological expertise required to assess transmission risk or evaluate the adequacy of health system capacity independently lends further support to the view that coordinated public directives reflected, rather than supplanted, reasons agents already had to protect themselves and others.</w:t>
+        <w:t xml:space="preserve"> That citizens generally lack the epidemiological expertise required to assess transmission risk or evaluate the adequacy of health system capacity independently lends further support to the view that coordinated public directives reflected, rather than supplanted, reasons agents already had to protect themselves and others.</w:t>
       </w:r>
       <w:r>
         <w:rPr>
@@ -1121,13 +1097,7 @@
         <w:ind w:firstLine="720"/>
       </w:pPr>
       <w:r>
-        <w:t>The final case study turns to a more complex challenge</w:t>
-      </w:r>
-      <w:r>
-        <w:t xml:space="preserve">, </w:t>
-      </w:r>
-      <w:r>
-        <w:t>the regulation of religious expression under conditions of deep ethical pluralism. Quebec’s secularism legislation raises questions not only about dissent, but about whether the state can plausibly claim to serve citizens’ reasons when those reasons are identity-constitutive and incommensurable.</w:t>
+        <w:t>The final case study turns to a more complex challenge, the regulation of religious expression under conditions of deep ethical pluralism. Quebec’s secularism legislation raises questions not only about dissent, but about whether the state can plausibly claim to serve citizens’ reasons when those reasons are identity-constitutive and incommensurable.</w:t>
       </w:r>
     </w:p>
     <w:p>
@@ -1471,7 +1441,10 @@
         <w:t xml:space="preserve">Conclusion: </w:t>
       </w:r>
       <w:r>
-        <w:t>Authority as a Moral Achievement</w:t>
+        <w:t xml:space="preserve">Authority </w:t>
+      </w:r>
+      <w:r>
+        <w:t>Without Presumption</w:t>
       </w:r>
     </w:p>
     <w:p/>
@@ -1486,140 +1459,107 @@
         <w:rPr>
           <w:lang w:val="en-CA"/>
         </w:rPr>
-        <w:t xml:space="preserve">This chapter has applied Raz’s service conception as a normative audit of state power in contemporary liberal democracies. Rather than presuming authority in the abstract, it has examined whether </w:t>
+        <w:t>The Razian audit undertaken here yields a more demanding conception of political legitimacy than is often assumed in liberal theory. Authority, on Raz’s service conception, is not a standing entitlement that attaches to institutions by virtue of democratic procedure, constitutional form, or historical continuity. It is a moral relation that arises only where directives plausibly help subjects better conform to reasons that already apply to them. Where that condition is met, obedience can be autonomy-enhancing. Where it is not, legal power persists, but authority lapses.</w:t>
+      </w:r>
+    </w:p>
+    <w:p>
+      <w:pPr>
+        <w:ind w:firstLine="720"/>
+        <w:rPr>
+          <w:lang w:val="en-CA"/>
+        </w:rPr>
+      </w:pPr>
+      <w:r>
+        <w:rPr>
+          <w:lang w:val="en-CA"/>
+        </w:rPr>
+        <w:t>This has structural implications for liberal political thought. Much contemporary theory proceeds as if legitimacy is the normal condition of law, subject to erosion under conditions of corruption, injustice, or abuse. The Razian framework suggests the inverse. Legality may be the default institutional condition of political rule; authority is not. Authority exists only where justificatory alignment between state directives and citizens’ practical reasons is maintained. It is therefore domain-specific, conditional, and continuously vulnerable to failure.</w:t>
+      </w:r>
+    </w:p>
+    <w:p>
+      <w:pPr>
+        <w:ind w:firstLine="720"/>
+        <w:rPr>
+          <w:lang w:val="en-CA"/>
+        </w:rPr>
+      </w:pPr>
+      <w:r>
+        <w:rPr>
+          <w:lang w:val="en-CA"/>
+        </w:rPr>
+        <w:t>The case studies examined here illustrate that vulnerability. Under conditions of epistemic uncertainty and coordination pressure, as in certain phases of pandemic governance, authority may function successfully as a service, enabling citizens to act more reliably on reasons of harm avoidance and collective protection. In domains marked by contestation or identity-constitutive disagreement, however, the justificatory basis of authority grows fragile. Restrictions on political protest risk disabling the very agency through which citizens contest and renew legitimacy. Secularism legislation imposed amid deep ethical pluralism may fail to reflect or advance the reasons of those whose commitments it burdens. In such contexts, authority narrows and its claims to pre-emptive force weaken.</w:t>
+      </w:r>
+    </w:p>
+    <w:p>
+      <w:pPr>
+        <w:ind w:firstLine="720"/>
+        <w:rPr>
+          <w:lang w:val="en-CA"/>
+        </w:rPr>
+      </w:pPr>
+      <w:r>
+        <w:rPr>
+          <w:lang w:val="en-CA"/>
+        </w:rPr>
+        <w:t xml:space="preserve">This diagnosis does not entail philosophical anarchism. It does not deny that political authority is possible, nor does it collapse legality into mere coercion. It does, however, deny that authority enjoys a general moral presumption. In pluralistic democracies, authority is not the </w:t>
+      </w:r>
+      <w:r>
+        <w:rPr>
+          <w:lang w:val="en-CA"/>
+        </w:rPr>
+        <w:lastRenderedPageBreak/>
+        <w:t>background condition of political life but a contingent achievement. It must be continually earned through responsiveness to the reasons of those governed.</w:t>
+      </w:r>
+    </w:p>
+    <w:p>
+      <w:pPr>
+        <w:ind w:firstLine="720"/>
+        <w:rPr>
+          <w:lang w:val="en-CA"/>
+        </w:rPr>
+      </w:pPr>
+      <w:r>
+        <w:rPr>
+          <w:lang w:val="en-CA"/>
+        </w:rPr>
+        <w:t xml:space="preserve">At this point, the contrast with alternative conceptions becomes clearer. Where Oakeshott seeks to preserve authority by insulating it from instrumental performance criteria and anchoring it in the formal character of law, the Razian approach </w:t>
       </w:r>
       <w:proofErr w:type="gramStart"/>
       <w:r>
         <w:rPr>
           <w:lang w:val="en-CA"/>
         </w:rPr>
-        <w:t>particular legal</w:t>
+        <w:t>subjects</w:t>
       </w:r>
       <w:proofErr w:type="gramEnd"/>
       <w:r>
         <w:rPr>
           <w:lang w:val="en-CA"/>
         </w:rPr>
-        <w:t xml:space="preserve"> directives plausibly serve the reasons of those subject to them. The analysis underscores a central Razian insight: authority is not a standing institutional entitlement, but a conditional and episodic achievement that must be continually earned.</w:t>
-      </w:r>
-    </w:p>
-    <w:p>
-      <w:pPr>
-        <w:ind w:firstLine="720"/>
-      </w:pPr>
-      <w:r>
-        <w:t>The three case studies illustrate this point from different angles. Public health mandates during the COVID-19 pandemic show how authority can succeed under conditions of epistemic uncertainty and collective risk. Where directives reflected citizens’ reasons to avoid harm and where deference plausibly improved conformity to those reasons, obedience was autonomy-enhancing rather than autonomy-undermining. Anti-protest laws reveal a contrasting failure mode. By suppressing dissent rather than coordinating action or supplying epistemic guidance, such laws often obstruct citizens’ capacity to act on their own reasons. In these cases, legal power persists, but the claim to authority fails. Quebec’s secularism legislation presents the most demanding test. Where directives impose uniformity on identity-constitutive commitments and deny the normative status of reasons grounded in conscience, the state’s claim to authority is especially fragile.</w:t>
-      </w:r>
-    </w:p>
-    <w:p>
-      <w:pPr>
-        <w:ind w:firstLine="720"/>
-      </w:pPr>
-      <w:r>
-        <w:t xml:space="preserve">Taken together, these cases support a more exacting conception of liberal legitimacy. </w:t>
-      </w:r>
-      <w:r>
-        <w:t>Legal validity and democratic enactment alone are insufficient to ground political obligation</w:t>
-      </w:r>
-      <w:r>
-        <w:t>. What matters is whether deference to a directive plausibly helps citizens act on reasons they already have. Where that condition is met, authority may justifiably claim obedience. Where it is not, compliance lacks moral force even if it remains legally compelled.</w:t>
-      </w:r>
-    </w:p>
-    <w:p>
-      <w:pPr>
-        <w:ind w:firstLine="720"/>
-        <w:rPr>
-          <w:lang w:val="en-CA"/>
-        </w:rPr>
-      </w:pPr>
-      <w:r>
-        <w:rPr>
-          <w:lang w:val="en-CA"/>
-        </w:rPr>
-        <w:t xml:space="preserve">The Razian audit reveals more than episodic failure. It exposes a structural vulnerability within liberal legitimacy itself. </w:t>
-      </w:r>
-      <w:r>
-        <w:rPr>
-          <w:lang w:val="en-CA"/>
-        </w:rPr>
-        <w:t>In domains marked by coordination problems and epistemic asymmetry, authority can function as a service</w:t>
-      </w:r>
-      <w:r>
-        <w:rPr>
-          <w:lang w:val="en-CA"/>
-        </w:rPr>
-        <w:t xml:space="preserve">. In domains defined by contestation or identity-constitutive disagreement, however, the justificatory conditions of authority grow fragile. The more pluralistic the normative landscape, the more demanding the service conception becomes. </w:t>
-      </w:r>
-      <w:r>
-        <w:rPr>
-          <w:lang w:val="en-CA"/>
-        </w:rPr>
-        <w:lastRenderedPageBreak/>
-        <w:t>Authority does not disappear, but its scope narrows and its claims become continuously revisable.</w:t>
-      </w:r>
-    </w:p>
-    <w:p>
-      <w:pPr>
-        <w:ind w:firstLine="720"/>
-        <w:rPr>
-          <w:lang w:val="en-CA"/>
-        </w:rPr>
-      </w:pPr>
-      <w:r>
-        <w:t xml:space="preserve">In such conditions, calls for decentralization, jurisdictional autonomy, or even sovereignty need not be understood solely as expressions of identity politics or populist disaffection. They may also reflect a perceived breakdown in justificatory alignment between governing authority and the reasons of the governed — a breakdown that, on some accounts, can itself </w:t>
-      </w:r>
-      <w:r>
-        <w:t>ground</w:t>
-      </w:r>
-      <w:r>
-        <w:t xml:space="preserve"> claims to political self-determination when authority persistently fails to serve those subject to it.</w:t>
-      </w:r>
-      <w:r>
-        <w:rPr>
-          <w:rStyle w:val="EndnoteReference"/>
-        </w:rPr>
-        <w:endnoteReference w:id="25"/>
-      </w:r>
-    </w:p>
-    <w:p>
-      <w:pPr>
-        <w:ind w:firstLine="720"/>
-        <w:rPr>
-          <w:lang w:val="en-CA"/>
-        </w:rPr>
-      </w:pPr>
-      <w:r>
-        <w:rPr>
-          <w:lang w:val="en-CA"/>
-        </w:rPr>
-        <w:t xml:space="preserve">What emerges is neither philosophical anarchism nor a retreat to formalism, but a picture of liberal authority as structurally </w:t>
-      </w:r>
-      <w:proofErr w:type="gramStart"/>
-      <w:r>
-        <w:rPr>
-          <w:lang w:val="en-CA"/>
-        </w:rPr>
-        <w:t>vulnerable—sustained</w:t>
-      </w:r>
-      <w:proofErr w:type="gramEnd"/>
-      <w:r>
-        <w:rPr>
-          <w:lang w:val="en-CA"/>
-        </w:rPr>
-        <w:t xml:space="preserve"> only where directives remain recognizably responsive to the reasons of those they govern.</w:t>
-      </w:r>
-      <w:r>
-        <w:rPr>
-          <w:lang w:val="en-CA"/>
-        </w:rPr>
-        <w:t xml:space="preserve"> </w:t>
-      </w:r>
-      <w:r>
-        <w:rPr>
-          <w:lang w:val="en-CA"/>
-        </w:rPr>
-        <w:t>Political obligation is not secured once and for all. It is the provisional achievement of institutions that, within a given domain and for a time, succeed in serving the practical reasons of citizens whose commitments do not fully converge.</w:t>
-      </w:r>
+        <w:t xml:space="preserve"> authority to ongoing justificatory audit. The former secures stability by resisting evaluative exposure; the latter secures legitimacy by embracing it. The choice between these orientations reflects divergent understandings of what authority is for. Is it primarily to maintain a stable civil association, or to serve the practical reasoning of citizens whose commitments do not fully converge?</w:t>
+      </w:r>
+    </w:p>
+    <w:p>
+      <w:pPr>
+        <w:ind w:firstLine="720"/>
+        <w:rPr>
+          <w:lang w:val="en-CA"/>
+        </w:rPr>
+      </w:pPr>
+      <w:r>
+        <w:rPr>
+          <w:lang w:val="en-CA"/>
+        </w:rPr>
+        <w:t>If the Razian answer is accepted, liberal authority must be understood as structurally vulnerable. Its scope will vary across domains, and its claims will be revisable under changing epistemic and normative conditions. Political obligation, on this view, is neither universal nor permanent. It is the episodic moral success of institutions that, within a given sphere and for a time, genuinely serve the reasons of those they govern.</w:t>
+      </w:r>
+    </w:p>
+    <w:p>
+      <w:pPr>
+        <w:ind w:firstLine="720"/>
+        <w:rPr>
+          <w:lang w:val="en-CA"/>
+        </w:rPr>
+      </w:pPr>
     </w:p>
     <w:sectPr>
       <w:footerReference w:type="even" r:id="rId7"/>
@@ -1733,35 +1673,7 @@
         <w:rPr>
           <w:lang w:val="en-CA"/>
         </w:rPr>
-        <w:t xml:space="preserve">The phrase “reasons at stake” and related formulations such as “conform to reasons” follow the idiom standard in Razian practical philosophy, where reasons are treated as objective normative facts that agents may or may not successfully act upon. To say that reasons are “at stake” </w:t>
-      </w:r>
-      <w:proofErr w:type="gramStart"/>
-      <w:r>
-        <w:rPr>
-          <w:lang w:val="en-CA"/>
-        </w:rPr>
-        <w:t>in a given</w:t>
-      </w:r>
-      <w:proofErr w:type="gramEnd"/>
-      <w:r>
-        <w:rPr>
-          <w:lang w:val="en-CA"/>
-        </w:rPr>
-        <w:t xml:space="preserve"> context is to indicate that the normative considerations bearing on an agent’s situation—including interests, commitments, and obligations—are implicated by the decision or directive under discussion. This differs from ordinary usage, in which we might say that an interest or good is at stake. The Razian idiom is retained because it preserves the action-guiding character of reasons as distinct from the interests they </w:t>
-      </w:r>
-      <w:proofErr w:type="gramStart"/>
-      <w:r>
-        <w:rPr>
-          <w:lang w:val="en-CA"/>
-        </w:rPr>
-        <w:t>track:</w:t>
-      </w:r>
-      <w:proofErr w:type="gramEnd"/>
-      <w:r>
-        <w:rPr>
-          <w:lang w:val="en-CA"/>
-        </w:rPr>
-        <w:t xml:space="preserve"> what matters for the service conception is not simply whether a directive promotes welfare, but whether it enables agents to act as the reasons applying to them require. For Raz’s account of reasons as normative considerations that agents may fail to recognize, weigh, or act upon, see </w:t>
+        <w:t xml:space="preserve">The phrase “reasons at stake” and related formulations such as “conform to reasons” follow the idiom standard in Razian practical philosophy, where reasons are treated as objective normative facts that agents may or may not successfully act upon. To say that reasons are “at stake” in a given context is to indicate that the normative considerations bearing on an agent’s situation—including interests, commitments, and obligations—are implicated by the decision or directive under discussion. This differs from ordinary usage, in which we might say that an interest or good is at stake. The Razian idiom is retained because it preserves the action-guiding character of reasons as distinct from the interests they track: what matters for the service conception is not simply whether a directive promotes welfare, but whether it enables agents to act as the reasons applying to them require. For Raz’s account of reasons as normative considerations that agents may fail to recognize, weigh, or act upon, see </w:t>
       </w:r>
       <w:r>
         <w:rPr>
@@ -1789,21 +1701,7 @@
         <w:rPr>
           <w:lang w:val="en-CA"/>
         </w:rPr>
-        <w:t xml:space="preserve"> (Oxford: Clarendon Press, 1986), esp. </w:t>
-      </w:r>
-      <w:proofErr w:type="spellStart"/>
-      <w:r>
-        <w:rPr>
-          <w:lang w:val="en-CA"/>
-        </w:rPr>
-        <w:t>chs</w:t>
-      </w:r>
-      <w:proofErr w:type="spellEnd"/>
-      <w:r>
-        <w:rPr>
-          <w:lang w:val="en-CA"/>
-        </w:rPr>
-        <w:t>. 2–3, 53–59.</w:t>
+        <w:t xml:space="preserve"> (Oxford: Clarendon Press, 1986), esp. chs. 2–3, 53–59.</w:t>
       </w:r>
     </w:p>
   </w:endnote>
@@ -1886,15 +1784,7 @@
         <w:t xml:space="preserve"> </w:t>
       </w:r>
       <w:r>
-        <w:t xml:space="preserve">See, Michael Oakeshott, On Human Conduct, Clarendon Paperbacks (Oxford, England: Clarendon Press, 1991) esp. </w:t>
-      </w:r>
-      <w:proofErr w:type="spellStart"/>
-      <w:r>
-        <w:t>chs</w:t>
-      </w:r>
-      <w:proofErr w:type="spellEnd"/>
-      <w:r>
-        <w:t>. II-III; essays on rule of law.</w:t>
+        <w:t>See, Michael Oakeshott, On Human Conduct, Clarendon Paperbacks (Oxford, England: Clarendon Press, 1991) esp. chs. II-III; essays on rule of law.</w:t>
       </w:r>
     </w:p>
   </w:endnote>
@@ -1955,21 +1845,7 @@
         <w:rPr>
           <w:lang w:val="en-CA"/>
         </w:rPr>
-        <w:t xml:space="preserve"> (Oxford: Clarendon Press, 1986), </w:t>
-      </w:r>
-      <w:proofErr w:type="spellStart"/>
-      <w:r>
-        <w:rPr>
-          <w:lang w:val="en-CA"/>
-        </w:rPr>
-        <w:t>ch.</w:t>
-      </w:r>
-      <w:proofErr w:type="spellEnd"/>
-      <w:r>
-        <w:rPr>
-          <w:lang w:val="en-CA"/>
-        </w:rPr>
-        <w:t xml:space="preserve"> 2–3.</w:t>
+        <w:t xml:space="preserve"> (Oxford: Clarendon Press, 1986), ch. 2–3.</w:t>
       </w:r>
     </w:p>
   </w:endnote>
@@ -2485,62 +2361,6 @@
       </w:r>
       <w:r>
         <w:t>, 62–63.</w:t>
-      </w:r>
-    </w:p>
-  </w:endnote>
-  <w:endnote w:id="25">
-    <w:p>
-      <w:pPr>
-        <w:pStyle w:val="EndnoteText"/>
-        <w:rPr>
-          <w:lang w:val="en-CA"/>
-        </w:rPr>
-      </w:pPr>
-      <w:r>
-        <w:rPr>
-          <w:rStyle w:val="EndnoteReference"/>
-        </w:rPr>
-        <w:endnoteRef/>
-      </w:r>
-      <w:r>
-        <w:t xml:space="preserve"> </w:t>
-      </w:r>
-      <w:r>
-        <w:t>The interpretation of secessionist and autonomy movements as responses to perceived legitimacy failure rather than expressions of mere identity politics draws on Buchanan</w:t>
-      </w:r>
-      <w:r>
-        <w:t>’</w:t>
-      </w:r>
-      <w:r>
-        <w:t xml:space="preserve">s remedial right theory of secession, which holds that groups acquire claims to self-determination when the state persistently fails to satisfy the conditions that justify political authority. See Allen Buchanan, </w:t>
-      </w:r>
-      <w:r>
-        <w:rPr>
-          <w:i/>
-          <w:iCs/>
-        </w:rPr>
-        <w:t>Justice, Legitimacy, and Self-Determination: Moral Foundations for International Law</w:t>
-      </w:r>
-      <w:r>
-        <w:t xml:space="preserve"> (Oxford: Oxford University Press, 2004), </w:t>
-      </w:r>
-      <w:proofErr w:type="spellStart"/>
-      <w:r>
-        <w:t>chs</w:t>
-      </w:r>
-      <w:proofErr w:type="spellEnd"/>
-      <w:r>
-        <w:t xml:space="preserve">. 5, 8–9. For the earlier statement of the remedial right theory, see Allen Buchanan, </w:t>
-      </w:r>
-      <w:r>
-        <w:rPr>
-          <w:i/>
-          <w:iCs/>
-        </w:rPr>
-        <w:t>Secession: The Morality of Political Divorce from Fort Sumter to Lithuania and Quebec</w:t>
-      </w:r>
-      <w:r>
-        <w:t xml:space="preserve"> (Boulder: Westview Press, 1991).</w:t>
       </w:r>
     </w:p>
   </w:endnote>
